--- a/pract-5-awdf-24cs033.docx
+++ b/pract-5-awdf-24cs033.docx
@@ -603,41 +603,11 @@
             <w:tcW w:w="10530" w:type="dxa"/>
           </w:tcPr>
           <w:p>
-            <w:pPr>
-              <w:jc w:val="center"/>
-            </w:pPr>
-            <w:r/>
-            <w:r>
-              <w:rPr>
-                <w:rFonts w:ascii="Times New Roman" w:hAnsi="Times New Roman"/>
-                <w:b/>
-                <w:sz w:val="24"/>
-              </w:rPr>
+            <w:r>
               <w:t>Code</w:t>
-            </w:r>
-          </w:p>
-          <w:p>
-            <w:pPr>
-              <w:jc w:val="left"/>
-            </w:pPr>
-            <w:r>
-              <w:rPr>
-                <w:rFonts w:ascii="Times New Roman" w:hAnsi="Times New Roman"/>
-                <w:b/>
-                <w:sz w:val="21"/>
-              </w:rPr>
+              <w:br/>
               <w:t>1. models/Task.js (Mongoose Schema, Enums, and Pre-Save Hook):</w:t>
-            </w:r>
-          </w:p>
-          <w:p>
-            <w:pPr>
-              <w:jc w:val="left"/>
-            </w:pPr>
-            <w:r>
-              <w:rPr>
-                <w:rFonts w:ascii="Consolas" w:hAnsi="Consolas"/>
-                <w:sz w:val="17"/>
-              </w:rPr>
+              <w:br/>
               <w:t>const mongoose = require('mongoose');</w:t>
               <w:br/>
               <w:br/>
@@ -729,30 +699,9 @@
               <w:br/>
               <w:t>module.exports = mongoose.model('Task', taskSchema);</w:t>
               <w:br/>
-            </w:r>
-          </w:p>
-          <w:p>
-            <w:pPr>
-              <w:jc w:val="left"/>
-            </w:pPr>
-            <w:r>
-              <w:rPr>
-                <w:rFonts w:ascii="Times New Roman" w:hAnsi="Times New Roman"/>
-                <w:b/>
-                <w:sz w:val="21"/>
-              </w:rPr>
+              <w:br/>
               <w:t>2. server.js (MongoDB Connection, CRUD Endpoints, and Structured Error Handling):</w:t>
-            </w:r>
-          </w:p>
-          <w:p>
-            <w:pPr>
-              <w:jc w:val="left"/>
-            </w:pPr>
-            <w:r>
-              <w:rPr>
-                <w:rFonts w:ascii="Consolas" w:hAnsi="Consolas"/>
-                <w:sz w:val="17"/>
-              </w:rPr>
+              <w:br/>
               <w:t>/**</w:t>
               <w:br/>
               <w:t xml:space="preserve"> * Charotar University of Science and Technology (CHARUSAT)</w:t>
@@ -763,7 +712,7 @@
               <w:br/>
               <w:t xml:space="preserve"> * Practical 5: MongoDB Integration and Schema Design with Mongoose</w:t>
               <w:br/>
-              <w:t xml:space="preserve"> * Student: Dharm Lakhani (24CS046)</w:t>
+              <w:t xml:space="preserve"> * Student: Romit Kakadiya (24CS033)</w:t>
               <w:br/>
               <w:t xml:space="preserve"> */</w:t>
               <w:br/>
@@ -892,7 +841,7 @@
               <w:br/>
               <w:t xml:space="preserve">    message: 'Welcome to Task Manager RESTful API with MongoDB &amp; Mongoose (Practical 5)',</w:t>
               <w:br/>
-              <w:t xml:space="preserve">    author: 'Dharm Lakhani (24CS046)',</w:t>
+              <w:t xml:space="preserve">    author: 'Romit Kakadiya (24CS033)',</w:t>
               <w:br/>
               <w:t xml:space="preserve">    course: 'ITUE301: Advanced Web Development Frameworks',</w:t>
               <w:br/>
@@ -1327,30 +1276,9 @@
               <w:br/>
               <w:t>module.exports = app;</w:t>
               <w:br/>
-            </w:r>
-          </w:p>
-          <w:p>
-            <w:pPr>
-              <w:jc w:val="left"/>
-            </w:pPr>
-            <w:r>
-              <w:rPr>
-                <w:rFonts w:ascii="Times New Roman" w:hAnsi="Times New Roman"/>
-                <w:b/>
-                <w:sz w:val="21"/>
-              </w:rPr>
+              <w:br/>
               <w:t>3. test-api.js (Automated Verification Test Suite):</w:t>
-            </w:r>
-          </w:p>
-          <w:p>
-            <w:pPr>
-              <w:jc w:val="left"/>
-            </w:pPr>
-            <w:r>
-              <w:rPr>
-                <w:rFonts w:ascii="Consolas" w:hAnsi="Consolas"/>
-                <w:sz w:val="17"/>
-              </w:rPr>
+              <w:br/>
               <w:t>require('dotenv').config();</w:t>
               <w:br/>
               <w:t>const mongoose = require('mongoose');</w:t>
@@ -1402,7 +1330,7 @@
               <w:br/>
               <w:t xml:space="preserve">  console.log('  Practical 5: MongoDB &amp; Mongoose REST API Verification Tests ');</w:t>
               <w:br/>
-              <w:t xml:space="preserve">  console.log('  Student: Dharm Lakhani (24CS046) | ITUE301                        ');</w:t>
+              <w:t xml:space="preserve">  console.log('  Student: Romit Kakadiya (24CS033) | ITUE301                        ');</w:t>
               <w:br/>
               <w:t xml:space="preserve">  console.log('===============================================================\n');</w:t>
               <w:br/>
@@ -1754,30 +1682,9 @@
               <w:br/>
               <w:t>});</w:t>
               <w:br/>
-            </w:r>
-          </w:p>
-          <w:p>
-            <w:pPr>
-              <w:jc w:val="left"/>
-            </w:pPr>
-            <w:r>
-              <w:rPr>
-                <w:rFonts w:ascii="Times New Roman" w:hAnsi="Times New Roman"/>
-                <w:b/>
-                <w:sz w:val="21"/>
-              </w:rPr>
+              <w:br/>
               <w:t>4. .env.example &amp; package.json:</w:t>
-            </w:r>
-          </w:p>
-          <w:p>
-            <w:pPr>
-              <w:jc w:val="left"/>
-            </w:pPr>
-            <w:r>
-              <w:rPr>
-                <w:rFonts w:ascii="Consolas" w:hAnsi="Consolas"/>
-                <w:sz w:val="17"/>
-              </w:rPr>
+              <w:br/>
               <w:t>PORT=5000</w:t>
               <w:br/>
               <w:t>MONGO_URI=mongodb://127.0.0.1:27017/task_manager_db</w:t>
@@ -1812,25 +1719,8 @@
             <w:shd w:val="clear" w:color="auto" w:fill="auto"/>
           </w:tcPr>
           <w:p>
-            <w:pPr>
-              <w:jc w:val="left"/>
-            </w:pPr>
-            <w:r/>
-            <w:r>
-              <w:rPr>
-                <w:rFonts w:ascii="Times New Roman" w:hAnsi="Times New Roman"/>
-                <w:b/>
-                <w:sz w:val="22"/>
-              </w:rPr>
-              <w:t xml:space="preserve">GitHub Link Repository Link: </w:t>
-            </w:r>
-            <w:r>
-              <w:rPr>
-                <w:rFonts w:ascii="Times New Roman" w:hAnsi="Times New Roman"/>
-                <w:b/>
-                <w:sz w:val="22"/>
-              </w:rPr>
-              <w:t>https://github.com/24CS046Dharm/24cs046-awdf-practical5</w:t>
+            <w:r>
+              <w:t>GitHub Link Repository Link: https://github.com/24CS033Romit/AWDF_Practical_5</w:t>
             </w:r>
           </w:p>
         </w:tc>
@@ -1900,319 +1790,403 @@
             <w:tcW w:w="10530" w:type="dxa"/>
           </w:tcPr>
           <w:p>
-            <w:r/>
-          </w:p>
-          <w:p>
-            <w:pPr>
-              <w:jc w:val="both"/>
-            </w:pPr>
-            <w:r>
-              <w:rPr>
-                <w:rFonts w:ascii="Times New Roman" w:hAnsi="Times New Roman"/>
-                <w:b/>
-                <w:sz w:val="22"/>
-              </w:rPr>
-              <w:br/>
+            <w:pPr>
+              <w:spacing w:after="80"/>
+            </w:pPr>
+            <w:r>
               <w:t>1. MongoDB Connection &amp; ODM Integration (Step 2):</w:t>
-              <w:br/>
-            </w:r>
-            <w:r>
-              <w:rPr>
-                <w:rFonts w:ascii="Times New Roman" w:hAnsi="Times New Roman"/>
-                <w:sz w:val="22"/>
-              </w:rPr>
+            </w:r>
+          </w:p>
+          <w:p>
+            <w:pPr>
+              <w:spacing w:after="80"/>
+            </w:pPr>
+            <w:r>
               <w:t>Successfully connected Express to the local MongoDB database engine at mongodb://127.0.0.1:27017/task_manager_db using Mongoose ODM and dotenv for environment variable abstraction.</w:t>
             </w:r>
           </w:p>
           <w:p>
             <w:pPr>
-              <w:jc w:val="both"/>
-            </w:pPr>
-            <w:r>
-              <w:rPr>
-                <w:rFonts w:ascii="Times New Roman" w:hAnsi="Times New Roman"/>
-                <w:b/>
-                <w:sz w:val="22"/>
-              </w:rPr>
-              <w:br/>
+              <w:spacing w:after="80"/>
+            </w:pPr>
+            <w:r>
               <w:t>2. Mongoose Schema Definition &amp; Model Creation (Step 3):</w:t>
-              <w:br/>
-            </w:r>
-            <w:r>
-              <w:rPr>
-                <w:rFonts w:ascii="Times New Roman" w:hAnsi="Times New Roman"/>
-                <w:sz w:val="22"/>
-              </w:rPr>
+            </w:r>
+          </w:p>
+          <w:p>
+            <w:pPr>
+              <w:spacing w:after="80"/>
+            </w:pPr>
+            <w:r>
               <w:t>Defined Task schema in models/Task.js enforcing four core fields: title (String, required), description (String), completed (Boolean, default: false), and createdAt (Date, default: Date.now).</w:t>
             </w:r>
           </w:p>
           <w:p>
             <w:pPr>
-              <w:jc w:val="both"/>
-            </w:pPr>
-            <w:r>
-              <w:rPr>
-                <w:rFonts w:ascii="Times New Roman" w:hAnsi="Times New Roman"/>
-                <w:b/>
-                <w:sz w:val="22"/>
-              </w:rPr>
-              <w:br/>
+              <w:spacing w:after="80"/>
+            </w:pPr>
+            <w:r>
               <w:t>3. Supplementary Problem 1 - Priority Field Enum Validation:</w:t>
-              <w:br/>
-            </w:r>
-            <w:r>
-              <w:rPr>
-                <w:rFonts w:ascii="Times New Roman" w:hAnsi="Times New Roman"/>
-                <w:sz w:val="22"/>
-              </w:rPr>
+            </w:r>
+          </w:p>
+          <w:p>
+            <w:pPr>
+              <w:spacing w:after="80"/>
+            </w:pPr>
+            <w:r>
               <w:t>Added priority field restricted strictly to an enum of ['low', 'medium', 'high'] with default 'medium'. Requests attempting invalid values (e.g. 'urgent') are rejected with structured 400 Validation Error.</w:t>
             </w:r>
           </w:p>
           <w:p>
             <w:pPr>
-              <w:jc w:val="both"/>
-            </w:pPr>
-            <w:r>
-              <w:rPr>
-                <w:rFonts w:ascii="Times New Roman" w:hAnsi="Times New Roman"/>
-                <w:b/>
-                <w:sz w:val="22"/>
-              </w:rPr>
-              <w:br/>
+              <w:spacing w:after="80"/>
+            </w:pPr>
+            <w:r>
               <w:t>4. Supplementary Problem 2 - Pre-Save Title Trimming Hook:</w:t>
-              <w:br/>
-            </w:r>
-            <w:r>
-              <w:rPr>
-                <w:rFonts w:ascii="Times New Roman" w:hAnsi="Times New Roman"/>
-                <w:sz w:val="22"/>
-              </w:rPr>
+            </w:r>
+          </w:p>
+          <w:p>
+            <w:pPr>
+              <w:spacing w:after="80"/>
+            </w:pPr>
+            <w:r>
               <w:t>Implemented a Mongoose pre-save middleware hook (taskSchema.pre('save')) that automatically sanitizes and trims leading/trailing whitespace from the title before persisting into MongoDB.</w:t>
             </w:r>
           </w:p>
           <w:p>
             <w:pPr>
-              <w:jc w:val="both"/>
-            </w:pPr>
-            <w:r>
-              <w:rPr>
-                <w:rFonts w:ascii="Times New Roman" w:hAnsi="Times New Roman"/>
-                <w:b/>
-                <w:sz w:val="22"/>
-              </w:rPr>
-              <w:br/>
+              <w:spacing w:after="80"/>
+            </w:pPr>
+            <w:r>
               <w:t>5. Create Document (POST /tasks - 201 Created):</w:t>
-              <w:br/>
-            </w:r>
-            <w:r>
-              <w:rPr>
-                <w:rFonts w:ascii="Times New Roman" w:hAnsi="Times New Roman"/>
-                <w:sz w:val="22"/>
-              </w:rPr>
+            </w:r>
+          </w:p>
+          <w:p>
+            <w:pPr>
+              <w:spacing w:after="80"/>
+            </w:pPr>
+            <w:r>
               <w:t>Creates and saves document in MongoDB collection tasks with auto-generated _id and default timestamps.</w:t>
             </w:r>
           </w:p>
           <w:p>
             <w:pPr>
-              <w:jc w:val="both"/>
-            </w:pPr>
-            <w:r>
-              <w:rPr>
-                <w:rFonts w:ascii="Times New Roman" w:hAnsi="Times New Roman"/>
-                <w:b/>
-                <w:sz w:val="22"/>
-              </w:rPr>
-              <w:br/>
+              <w:spacing w:after="80"/>
+            </w:pPr>
+            <w:r>
               <w:t>6. Read Documents (GET /tasks - 200 OK):</w:t>
-              <w:br/>
-            </w:r>
-            <w:r>
-              <w:rPr>
-                <w:rFonts w:ascii="Times New Roman" w:hAnsi="Times New Roman"/>
-                <w:sz w:val="22"/>
-              </w:rPr>
+            </w:r>
+          </w:p>
+          <w:p>
+            <w:pPr>
+              <w:spacing w:after="80"/>
+            </w:pPr>
+            <w:r>
               <w:t>Queries all documents from MongoDB using Task.find() with sorting and optional filtering by status and priority.</w:t>
             </w:r>
           </w:p>
           <w:p>
             <w:pPr>
-              <w:jc w:val="both"/>
-            </w:pPr>
-            <w:r>
-              <w:rPr>
-                <w:rFonts w:ascii="Times New Roman" w:hAnsi="Times New Roman"/>
-                <w:b/>
-                <w:sz w:val="22"/>
-              </w:rPr>
-              <w:br/>
+              <w:spacing w:after="80"/>
+            </w:pPr>
+            <w:r>
               <w:t>7. Read Single Document (GET /tasks/:id - 200 OK / 404 Not Found):</w:t>
-              <w:br/>
-            </w:r>
-            <w:r>
-              <w:rPr>
-                <w:rFonts w:ascii="Times New Roman" w:hAnsi="Times New Roman"/>
-                <w:sz w:val="22"/>
-              </w:rPr>
+            </w:r>
+          </w:p>
+          <w:p>
+            <w:pPr>
+              <w:spacing w:after="80"/>
+            </w:pPr>
+            <w:r>
               <w:t>Supplementary Problem 3: Validates 24-character hex ObjectId and returns 200 OK if found, or clean 404 Not Found JSON if the document does not exist.</w:t>
             </w:r>
           </w:p>
           <w:p>
             <w:pPr>
-              <w:jc w:val="both"/>
-            </w:pPr>
-            <w:r>
-              <w:rPr>
-                <w:rFonts w:ascii="Times New Roman" w:hAnsi="Times New Roman"/>
-                <w:b/>
-                <w:sz w:val="22"/>
-              </w:rPr>
-              <w:br/>
+              <w:spacing w:after="80"/>
+            </w:pPr>
+            <w:r>
               <w:t>8. Update Document (PUT /tasks/:id - 200 OK):</w:t>
-              <w:br/>
-            </w:r>
-            <w:r>
-              <w:rPr>
-                <w:rFonts w:ascii="Times New Roman" w:hAnsi="Times New Roman"/>
-                <w:sz w:val="22"/>
-              </w:rPr>
+            </w:r>
+          </w:p>
+          <w:p>
+            <w:pPr>
+              <w:spacing w:after="80"/>
+            </w:pPr>
+            <w:r>
               <w:t>Updates existing document in MongoDB using Task.findByIdAndUpdate() with runValidators: true to ensure validation rules apply to updates.</w:t>
             </w:r>
           </w:p>
           <w:p>
             <w:pPr>
-              <w:jc w:val="both"/>
-            </w:pPr>
-            <w:r>
-              <w:rPr>
-                <w:rFonts w:ascii="Times New Roman" w:hAnsi="Times New Roman"/>
-                <w:b/>
-                <w:sz w:val="22"/>
-              </w:rPr>
-              <w:br/>
+              <w:spacing w:after="80"/>
+            </w:pPr>
+            <w:r>
               <w:t>9. Delete Document (DELETE /tasks/:id - 200 OK):</w:t>
-              <w:br/>
-            </w:r>
-            <w:r>
-              <w:rPr>
-                <w:rFonts w:ascii="Times New Roman" w:hAnsi="Times New Roman"/>
-                <w:sz w:val="22"/>
-              </w:rPr>
+            </w:r>
+          </w:p>
+          <w:p>
+            <w:pPr>
+              <w:spacing w:after="80"/>
+            </w:pPr>
+            <w:r>
               <w:t>Removes document from MongoDB using Task.findByIdAndDelete() and returns the deleted entity.</w:t>
             </w:r>
           </w:p>
           <w:p>
             <w:pPr>
-              <w:jc w:val="both"/>
-            </w:pPr>
-            <w:r>
-              <w:rPr>
-                <w:rFonts w:ascii="Times New Roman" w:hAnsi="Times New Roman"/>
-                <w:b/>
-                <w:sz w:val="22"/>
-              </w:rPr>
-              <w:br/>
+              <w:spacing w:after="80"/>
+            </w:pPr>
+            <w:r>
               <w:t>10. Structured Mongoose Validation Error Responses (Step 5):</w:t>
-              <w:br/>
-            </w:r>
-            <w:r>
-              <w:rPr>
-                <w:rFonts w:ascii="Times New Roman" w:hAnsi="Times New Roman"/>
-                <w:sz w:val="22"/>
-              </w:rPr>
+            </w:r>
+          </w:p>
+          <w:p>
+            <w:pPr>
+              <w:spacing w:after="80"/>
+            </w:pPr>
+            <w:r>
               <w:t>Centralized error handler intercepts Mongoose ValidationError and CastError objects, returning clean, readable JSON error summaries instead of unformatted raw stack traces.</w:t>
             </w:r>
           </w:p>
           <w:p>
             <w:pPr>
-              <w:jc w:val="both"/>
-            </w:pPr>
-            <w:r>
-              <w:rPr>
-                <w:rFonts w:ascii="Times New Roman" w:hAnsi="Times New Roman"/>
-                <w:b/>
-                <w:sz w:val="22"/>
-              </w:rPr>
-              <w:br/>
+              <w:spacing w:after="80"/>
+            </w:pPr>
+            <w:r>
               <w:t>11. Automated Verification &amp; Test Results (100% Pass Rate):</w:t>
-              <w:br/>
-            </w:r>
-            <w:r>
-              <w:rPr>
-                <w:rFonts w:ascii="Times New Roman" w:hAnsi="Times New Roman"/>
-                <w:sz w:val="22"/>
-              </w:rPr>
+            </w:r>
+          </w:p>
+          <w:p>
+            <w:pPr>
+              <w:spacing w:after="80"/>
+            </w:pPr>
+            <w:r>
               <w:t>Executed test suite covering all 14 test scenarios with 100% pass rate validating real MongoDB persistence, pre-save hooks, enum constraints, and status codes.</w:t>
             </w:r>
           </w:p>
           <w:p>
             <w:pPr>
-              <w:jc w:val="left"/>
-            </w:pPr>
-            <w:r>
-              <w:rPr>
-                <w:rFonts w:ascii="Times New Roman" w:hAnsi="Times New Roman"/>
-                <w:b/>
-                <w:sz w:val="22"/>
-              </w:rPr>
-              <w:br/>
+              <w:spacing w:after="80"/>
+            </w:pPr>
+            <w:r>
               <w:t>Test Suite Execution Output Log:</w:t>
-              <w:br/>
-            </w:r>
-          </w:p>
-          <w:p>
-            <w:pPr>
-              <w:jc w:val="left"/>
-            </w:pPr>
-            <w:r>
-              <w:rPr>
-                <w:rFonts w:ascii="Consolas" w:hAnsi="Consolas"/>
-                <w:sz w:val="17"/>
-              </w:rPr>
+            </w:r>
+          </w:p>
+          <w:p>
+            <w:pPr>
+              <w:spacing w:after="80"/>
+            </w:pPr>
+            <w:r>
               <w:t>===============================================================</w:t>
-              <w:br/>
-              <w:t xml:space="preserve">  Practical 5: MongoDB &amp; Mongoose REST API Verification Tests </w:t>
-              <w:br/>
-              <w:t xml:space="preserve">  Student: Dharm Lakhani (24CS046) | ITUE301                        </w:t>
-              <w:br/>
+            </w:r>
+          </w:p>
+          <w:p>
+            <w:pPr>
+              <w:spacing w:after="80"/>
+            </w:pPr>
+            <w:r>
+              <w:t>Practical 5: MongoDB &amp; Mongoose REST API Verification Tests</w:t>
+            </w:r>
+          </w:p>
+          <w:p>
+            <w:pPr>
+              <w:spacing w:after="80"/>
+            </w:pPr>
+            <w:r>
+              <w:t>Student: Romit Kakadiya (24CS033) | ITUE301</w:t>
+            </w:r>
+          </w:p>
+          <w:p>
+            <w:pPr>
+              <w:spacing w:after="80"/>
+            </w:pPr>
+            <w:r>
               <w:t>===============================================================</w:t>
-              <w:br/>
-              <w:br/>
+            </w:r>
+          </w:p>
+          <w:p>
+            <w:pPr>
+              <w:spacing w:after="80"/>
+            </w:pPr>
+            <w:r>
               <w:t>[MongoDB] Connected successfully to: mongodb://127.0.0.1:27017/task_manager_db</w:t>
-              <w:br/>
+            </w:r>
+          </w:p>
+          <w:p>
+            <w:pPr>
+              <w:spacing w:after="80"/>
+            </w:pPr>
+            <w:r>
               <w:t>[PASS] Test 1: GET / - API root returns 200 OK and MongoDB status</w:t>
-              <w:br/>
+            </w:r>
+          </w:p>
+          <w:p>
+            <w:pPr>
+              <w:spacing w:after="80"/>
+            </w:pPr>
+            <w:r>
               <w:t>[PASS] Test 2: POST /tasks without Content-Type header rejected with 400 Bad Request</w:t>
-              <w:br/>
+            </w:r>
+          </w:p>
+          <w:p>
+            <w:pPr>
+              <w:spacing w:after="80"/>
+            </w:pPr>
+            <w:r>
               <w:t>[PASS] Test 3: POST /tasks creates task in MongoDB and returns 201 Created</w:t>
-              <w:br/>
+            </w:r>
+          </w:p>
+          <w:p>
+            <w:pPr>
+              <w:spacing w:after="80"/>
+            </w:pPr>
+            <w:r>
               <w:t>[PASS] Test 4: POST /tasks without required title returns 400 structured Validation Error</w:t>
-              <w:br/>
+            </w:r>
+          </w:p>
+          <w:p>
+            <w:pPr>
+              <w:spacing w:after="80"/>
+            </w:pPr>
+            <w:r>
               <w:t>[PASS] Test 5: POST /tasks with invalid priority enum returns 400 Validation Error</w:t>
-              <w:br/>
+            </w:r>
+          </w:p>
+          <w:p>
+            <w:pPr>
+              <w:spacing w:after="80"/>
+            </w:pPr>
+            <w:r>
               <w:t>[PASS] Test 6: POST /tasks automatically trims title whitespace via pre-save hook</w:t>
-              <w:br/>
+            </w:r>
+          </w:p>
+          <w:p>
+            <w:pPr>
+              <w:spacing w:after="80"/>
+            </w:pPr>
+            <w:r>
               <w:t>[PASS] Test 7: GET /tasks retrieves tasks from MongoDB and returns 200 OK</w:t>
-              <w:br/>
+            </w:r>
+          </w:p>
+          <w:p>
+            <w:pPr>
+              <w:spacing w:after="80"/>
+            </w:pPr>
+            <w:r>
               <w:t>[PASS] Test 8: GET /tasks/:id with valid existing ID returns 200 OK</w:t>
-              <w:br/>
+            </w:r>
+          </w:p>
+          <w:p>
+            <w:pPr>
+              <w:spacing w:after="80"/>
+            </w:pPr>
+            <w:r>
               <w:t>[PASS] Test 9: GET /tasks/:id with non-existent ObjectId returns 404 Not Found</w:t>
-              <w:br/>
+            </w:r>
+          </w:p>
+          <w:p>
+            <w:pPr>
+              <w:spacing w:after="80"/>
+            </w:pPr>
+            <w:r>
               <w:t>[PASS] Test 10: GET /tasks/:id with malformed ObjectId rejected with 400 Bad Request</w:t>
-              <w:br/>
+            </w:r>
+          </w:p>
+          <w:p>
+            <w:pPr>
+              <w:spacing w:after="80"/>
+            </w:pPr>
+            <w:r>
               <w:t>[PASS] Test 11: PUT /tasks/:id updates task in MongoDB and returns 200 OK</w:t>
-              <w:br/>
+            </w:r>
+          </w:p>
+          <w:p>
+            <w:pPr>
+              <w:spacing w:after="80"/>
+            </w:pPr>
+            <w:r>
               <w:t>[PASS] Test 12: DELETE /tasks/:id removes task from MongoDB and returns 200 OK</w:t>
-              <w:br/>
+            </w:r>
+          </w:p>
+          <w:p>
+            <w:pPr>
+              <w:spacing w:after="80"/>
+            </w:pPr>
+            <w:r>
               <w:t>[PASS] Test 13: GET /undefined-route returns structured 404 JSON response</w:t>
-              <w:br/>
+            </w:r>
+          </w:p>
+          <w:p>
+            <w:pPr>
+              <w:spacing w:after="80"/>
+            </w:pPr>
+            <w:r>
               <w:t>[PASS] Test 14: GET /trigger-error triggers centralized 500 error handler</w:t>
-              <w:br/>
-              <w:br/>
+            </w:r>
+          </w:p>
+          <w:p>
+            <w:pPr>
+              <w:spacing w:after="80"/>
+            </w:pPr>
+            <w:r>
               <w:t>===============================================================</w:t>
-              <w:br/>
-              <w:t xml:space="preserve">  Test Results Summary: 14 / 14 Tests Passed (100%)</w:t>
-              <w:br/>
+            </w:r>
+          </w:p>
+          <w:p>
+            <w:pPr>
+              <w:spacing w:after="80"/>
+            </w:pPr>
+            <w:r>
+              <w:t>Test Results Summary: 14 / 14 Tests Passed (100%)</w:t>
+            </w:r>
+          </w:p>
+          <w:p>
+            <w:pPr>
+              <w:spacing w:after="80"/>
+            </w:pPr>
+            <w:r>
               <w:t>===============================================================</w:t>
+            </w:r>
+          </w:p>
+          <w:p>
+            <w:pPr>
+              <w:spacing w:before="160" w:after="160"/>
+              <w:jc w:val="center"/>
+            </w:pPr>
+            <w:r>
+              <w:drawing>
+                <wp:inline xmlns:a="http://schemas.openxmlformats.org/drawingml/2006/main" xmlns:pic="http://schemas.openxmlformats.org/drawingml/2006/picture">
+                  <wp:extent cx="5303520" cy="3093720"/>
+                  <wp:docPr id="1" name="Picture 1"/>
+                  <wp:cNvGraphicFramePr>
+                    <a:graphicFrameLocks noChangeAspect="1"/>
+                  </wp:cNvGraphicFramePr>
+                  <a:graphic>
+                    <a:graphicData uri="http://schemas.openxmlformats.org/drawingml/2006/picture">
+                      <pic:pic>
+                        <pic:nvPicPr>
+                          <pic:cNvPr id="0" name="p5_output.png"/>
+                          <pic:cNvPicPr/>
+                        </pic:nvPicPr>
+                        <pic:blipFill>
+                          <a:blip r:embed="rId21"/>
+                          <a:stretch>
+                            <a:fillRect/>
+                          </a:stretch>
+                        </pic:blipFill>
+                        <pic:spPr>
+                          <a:xfrm>
+                            <a:off x="0" y="0"/>
+                            <a:ext cx="5303520" cy="3093720"/>
+                          </a:xfrm>
+                          <a:prstGeom prst="rect"/>
+                        </pic:spPr>
+                      </pic:pic>
+                    </a:graphicData>
+                  </a:graphic>
+                </wp:inline>
+              </w:drawing>
             </w:r>
           </w:p>
         </w:tc>
